--- a/deploy/cpanel-mamepilot-package/public_html/uploads/Certificate of Incorporation.docx
+++ b/deploy/cpanel-mamepilot-package/public_html/uploads/Certificate of Incorporation.docx
@@ -500,7 +500,7 @@
           <w:sz w:val="32"/>
           <w:szCs w:val="32"/>
         </w:rPr>
-        <w:t xml:space="preserve"> is this day incorporated under the </w:t>
+        <w:t xml:space="preserve"> </w:t>
       </w:r>
       <w:r>
         <w:rPr>
@@ -510,7 +510,47 @@
           <w:sz w:val="32"/>
           <w:szCs w:val="32"/>
         </w:rPr>
-        <w:t>Companies Act (Act XVIII) of 1994 and that Company is Limited.</w:t>
+        <w:t xml:space="preserve">is this day incorporated under the </w:t>
+      </w:r>
+      <w:r>
+        <w:rPr>
+          <w:rFonts w:ascii="Times New Roman" w:hAnsi="Times New Roman" w:cs="Times New Roman"/>
+          <w:i/>
+          <w:iCs/>
+          <w:sz w:val="32"/>
+          <w:szCs w:val="32"/>
+        </w:rPr>
+        <w:t>Companies Act (Act XVIII) of 1994 and that Company is Limited</w:t>
+      </w:r>
+      <w:r>
+        <w:rPr>
+          <w:rFonts w:ascii="Times New Roman" w:hAnsi="Times New Roman" w:cs="Times New Roman"/>
+          <w:i/>
+          <w:iCs/>
+          <w:sz w:val="32"/>
+          <w:szCs w:val="32"/>
+        </w:rPr>
+        <w:t xml:space="preserve"> </w:t>
+      </w:r>
+      <w:r>
+        <w:rPr>
+          <w:rFonts w:ascii="Times New Roman" w:hAnsi="Times New Roman" w:cs="Times New Roman"/>
+          <w:i/>
+          <w:iCs/>
+          <w:sz w:val="32"/>
+          <w:szCs w:val="32"/>
+        </w:rPr>
+        <w:t xml:space="preserve">and has its registered office located at </w:t>
+      </w:r>
+      <w:r>
+        <w:rPr>
+          <w:rFonts w:ascii="Times New Roman" w:hAnsi="Times New Roman" w:cs="Times New Roman"/>
+          <w:i/>
+          <w:iCs/>
+          <w:sz w:val="32"/>
+          <w:szCs w:val="32"/>
+        </w:rPr>
+        <w:t>House 20, Rd 13, Sector 14, Uttara, Dhaka (+880 16050-52946).</w:t>
       </w:r>
     </w:p>
     <w:p>
@@ -665,13 +705,13 @@
         <mc:AlternateContent>
           <mc:Choice Requires="wps">
             <w:drawing>
-              <wp:anchor distT="0" distB="0" distL="114300" distR="114300" simplePos="0" relativeHeight="251659264" behindDoc="0" locked="0" layoutInCell="1" allowOverlap="1" wp14:anchorId="5AF20014" wp14:editId="63A778D6">
+              <wp:anchor distT="0" distB="0" distL="114300" distR="114300" simplePos="0" relativeHeight="251659264" behindDoc="0" locked="0" layoutInCell="1" allowOverlap="1" wp14:anchorId="5AF20014" wp14:editId="6B3C948C">
                 <wp:simplePos x="0" y="0"/>
-                <wp:positionH relativeFrom="column">
-                  <wp:posOffset>50468</wp:posOffset>
+                <wp:positionH relativeFrom="margin">
+                  <wp:align>left</wp:align>
                 </wp:positionH>
                 <wp:positionV relativeFrom="paragraph">
-                  <wp:posOffset>1983588</wp:posOffset>
+                  <wp:posOffset>1473020</wp:posOffset>
                 </wp:positionV>
                 <wp:extent cx="1447800" cy="1447800"/>
                 <wp:effectExtent l="0" t="0" r="0" b="0"/>
@@ -727,7 +767,9 @@
           </mc:Choice>
           <mc:Fallback>
             <w:pict>
-              <v:rect w14:anchorId="52F4EBBD" id="Rectangle 2" o:spid="_x0000_s1026" style="position:absolute;margin-left:3.95pt;margin-top:156.2pt;width:114pt;height:114pt;z-index:251659264;visibility:visible;mso-wrap-style:square;mso-wrap-distance-left:9pt;mso-wrap-distance-top:0;mso-wrap-distance-right:9pt;mso-wrap-distance-bottom:0;mso-position-horizontal:absolute;mso-position-horizontal-relative:text;mso-position-vertical:absolute;mso-position-vertical-relative:text;v-text-anchor:middle" o:gfxdata="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" fillcolor="white [3212]" stroked="f" strokeweight="1pt"/>
+              <v:rect w14:anchorId="4BA82A6F" id="Rectangle 2" o:spid="_x0000_s1026" style="position:absolute;margin-left:0;margin-top:116pt;width:114pt;height:114pt;z-index:251659264;visibility:visible;mso-wrap-style:square;mso-wrap-distance-left:9pt;mso-wrap-distance-top:0;mso-wrap-distance-right:9pt;mso-wrap-distance-bottom:0;mso-position-horizontal:left;mso-position-horizontal-relative:margin;mso-position-vertical:absolute;mso-position-vertical-relative:text;v-text-anchor:middle" o:gfxdata="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" fillcolor="white [3212]" stroked="f" strokeweight="1pt">
+                <w10:wrap anchorx="margin"/>
+              </v:rect>
             </w:pict>
           </mc:Fallback>
         </mc:AlternateContent>
